--- a/documentation/Building a cyberdeck.docx
+++ b/documentation/Building a cyberdeck.docx
@@ -1521,6 +1521,9 @@
         <w:t>USB hub</w:t>
       </w:r>
       <w:r>
+        <w:rPr>
+          <w:noProof/>
+        </w:rPr>
         <w:drawing>
           <wp:inline distT="0" distB="0" distL="0" distR="0" wp14:anchorId="3DE083E2" wp14:editId="39E93B5F">
             <wp:extent cx="6645910" cy="4645025"/>
@@ -1631,6 +1634,865 @@
       </w:r>
       <w:proofErr w:type="spellEnd"/>
     </w:p>
+    <w:p/>
+    <w:p>
+      <w:pPr>
+        <w:rPr>
+          <w:b/>
+          <w:bCs/>
+          <w:sz w:val="32"/>
+          <w:szCs w:val="32"/>
+          <w:u w:val="single"/>
+        </w:rPr>
+      </w:pPr>
+      <w:r>
+        <w:rPr>
+          <w:b/>
+          <w:bCs/>
+          <w:sz w:val="32"/>
+          <w:szCs w:val="32"/>
+          <w:u w:val="single"/>
+        </w:rPr>
+        <w:t>Fixing the files for final production</w:t>
+      </w:r>
+    </w:p>
+    <w:p>
+      <w:pPr>
+        <w:rPr>
+          <w:sz w:val="32"/>
+          <w:szCs w:val="32"/>
+        </w:rPr>
+      </w:pPr>
+      <w:r>
+        <w:rPr>
+          <w:sz w:val="32"/>
+          <w:szCs w:val="32"/>
+        </w:rPr>
+        <w:t>What needs fixing:</w:t>
+      </w:r>
+    </w:p>
+    <w:p>
+      <w:pPr>
+        <w:pStyle w:val="ListParagraph"/>
+        <w:numPr>
+          <w:ilvl w:val="0"/>
+          <w:numId w:val="9"/>
+        </w:numPr>
+        <w:rPr>
+          <w:sz w:val="32"/>
+          <w:szCs w:val="32"/>
+        </w:rPr>
+      </w:pPr>
+      <w:r>
+        <w:rPr>
+          <w:sz w:val="32"/>
+          <w:szCs w:val="32"/>
+        </w:rPr>
+        <w:t xml:space="preserve">Add a hole for the ethernet cable connector on the </w:t>
+      </w:r>
+      <w:proofErr w:type="gramStart"/>
+      <w:r>
+        <w:rPr>
+          <w:sz w:val="32"/>
+          <w:szCs w:val="32"/>
+        </w:rPr>
+        <w:t>back</w:t>
+      </w:r>
+      <w:r>
+        <w:rPr>
+          <w:sz w:val="32"/>
+          <w:szCs w:val="32"/>
+        </w:rPr>
+        <w:t>(</w:t>
+      </w:r>
+      <w:proofErr w:type="gramEnd"/>
+      <w:r>
+        <w:rPr>
+          <w:sz w:val="32"/>
+          <w:szCs w:val="32"/>
+        </w:rPr>
+        <w:t>DONE)</w:t>
+      </w:r>
+    </w:p>
+    <w:p>
+      <w:pPr>
+        <w:pStyle w:val="ListParagraph"/>
+        <w:numPr>
+          <w:ilvl w:val="0"/>
+          <w:numId w:val="9"/>
+        </w:numPr>
+        <w:rPr>
+          <w:sz w:val="32"/>
+          <w:szCs w:val="32"/>
+        </w:rPr>
+      </w:pPr>
+      <w:r>
+        <w:rPr>
+          <w:sz w:val="32"/>
+          <w:szCs w:val="32"/>
+        </w:rPr>
+        <w:t xml:space="preserve">Move USB ports and make an accurate holder for the </w:t>
+      </w:r>
+      <w:proofErr w:type="gramStart"/>
+      <w:r>
+        <w:rPr>
+          <w:sz w:val="32"/>
+          <w:szCs w:val="32"/>
+        </w:rPr>
+        <w:t>hub</w:t>
+      </w:r>
+      <w:r>
+        <w:rPr>
+          <w:sz w:val="32"/>
+          <w:szCs w:val="32"/>
+        </w:rPr>
+        <w:t>(</w:t>
+      </w:r>
+      <w:proofErr w:type="gramEnd"/>
+      <w:r>
+        <w:rPr>
+          <w:sz w:val="32"/>
+          <w:szCs w:val="32"/>
+        </w:rPr>
+        <w:t>DONE)</w:t>
+      </w:r>
+    </w:p>
+    <w:p>
+      <w:pPr>
+        <w:pStyle w:val="ListParagraph"/>
+        <w:numPr>
+          <w:ilvl w:val="0"/>
+          <w:numId w:val="9"/>
+        </w:numPr>
+        <w:rPr>
+          <w:sz w:val="32"/>
+          <w:szCs w:val="32"/>
+        </w:rPr>
+      </w:pPr>
+      <w:r>
+        <w:rPr>
+          <w:sz w:val="32"/>
+          <w:szCs w:val="32"/>
+        </w:rPr>
+        <w:t>Make a way for cables to go from lower case to upper case (potentially combine with 1?)</w:t>
+      </w:r>
+      <w:r>
+        <w:rPr>
+          <w:sz w:val="32"/>
+          <w:szCs w:val="32"/>
+        </w:rPr>
+        <w:t xml:space="preserve"> (DONE) (cables will be wrapped in electrical tape and </w:t>
+      </w:r>
+      <w:r>
+        <w:rPr>
+          <w:sz w:val="32"/>
+          <w:szCs w:val="32"/>
+        </w:rPr>
+        <w:t>a stopper will limit the angle of opening</w:t>
+      </w:r>
+      <w:r>
+        <w:rPr>
+          <w:sz w:val="32"/>
+          <w:szCs w:val="32"/>
+        </w:rPr>
+        <w:t>)</w:t>
+      </w:r>
+    </w:p>
+    <w:p>
+      <w:pPr>
+        <w:pStyle w:val="ListParagraph"/>
+        <w:numPr>
+          <w:ilvl w:val="0"/>
+          <w:numId w:val="9"/>
+        </w:numPr>
+        <w:rPr>
+          <w:sz w:val="32"/>
+          <w:szCs w:val="32"/>
+        </w:rPr>
+      </w:pPr>
+      <w:r>
+        <w:rPr>
+          <w:sz w:val="32"/>
+          <w:szCs w:val="32"/>
+        </w:rPr>
+        <w:t>Build stopper for the cables to limit case angle</w:t>
+      </w:r>
+      <w:r>
+        <w:rPr>
+          <w:sz w:val="32"/>
+          <w:szCs w:val="32"/>
+        </w:rPr>
+        <w:t xml:space="preserve"> (DONE)</w:t>
+      </w:r>
+    </w:p>
+    <w:p>
+      <w:pPr>
+        <w:pStyle w:val="ListParagraph"/>
+        <w:numPr>
+          <w:ilvl w:val="0"/>
+          <w:numId w:val="9"/>
+        </w:numPr>
+        <w:rPr>
+          <w:sz w:val="32"/>
+          <w:szCs w:val="32"/>
+        </w:rPr>
+      </w:pPr>
+      <w:r>
+        <w:rPr>
+          <w:sz w:val="32"/>
+          <w:szCs w:val="32"/>
+        </w:rPr>
+        <w:t xml:space="preserve">Check fit for </w:t>
+      </w:r>
+      <w:proofErr w:type="gramStart"/>
+      <w:r>
+        <w:rPr>
+          <w:sz w:val="32"/>
+          <w:szCs w:val="32"/>
+        </w:rPr>
+        <w:t>screen</w:t>
+      </w:r>
+      <w:r>
+        <w:rPr>
+          <w:sz w:val="32"/>
+          <w:szCs w:val="32"/>
+        </w:rPr>
+        <w:t>(</w:t>
+      </w:r>
+      <w:proofErr w:type="gramEnd"/>
+      <w:r>
+        <w:rPr>
+          <w:sz w:val="32"/>
+          <w:szCs w:val="32"/>
+        </w:rPr>
+        <w:t>DONE)</w:t>
+      </w:r>
+    </w:p>
+    <w:p>
+      <w:pPr>
+        <w:pStyle w:val="ListParagraph"/>
+        <w:numPr>
+          <w:ilvl w:val="0"/>
+          <w:numId w:val="9"/>
+        </w:numPr>
+        <w:rPr>
+          <w:sz w:val="32"/>
+          <w:szCs w:val="32"/>
+        </w:rPr>
+      </w:pPr>
+      <w:r>
+        <w:rPr>
+          <w:sz w:val="32"/>
+          <w:szCs w:val="32"/>
+        </w:rPr>
+        <w:t xml:space="preserve">Check hole sizes for all </w:t>
+      </w:r>
+      <w:proofErr w:type="spellStart"/>
+      <w:r>
+        <w:rPr>
+          <w:sz w:val="32"/>
+          <w:szCs w:val="32"/>
+        </w:rPr>
+        <w:t>screws</w:t>
+      </w:r>
+      <w:r>
+        <w:rPr>
+          <w:sz w:val="32"/>
+          <w:szCs w:val="32"/>
+        </w:rPr>
+        <w:t>+</w:t>
+      </w:r>
+      <w:r>
+        <w:rPr>
+          <w:sz w:val="32"/>
+          <w:szCs w:val="32"/>
+        </w:rPr>
+        <w:t>inserts</w:t>
+      </w:r>
+      <w:proofErr w:type="spellEnd"/>
+    </w:p>
+    <w:p>
+      <w:pPr>
+        <w:rPr>
+          <w:sz w:val="32"/>
+          <w:szCs w:val="32"/>
+        </w:rPr>
+      </w:pPr>
+    </w:p>
+    <w:p>
+      <w:pPr>
+        <w:rPr>
+          <w:sz w:val="32"/>
+          <w:szCs w:val="32"/>
+        </w:rPr>
+      </w:pPr>
+      <w:r>
+        <w:rPr>
+          <w:sz w:val="32"/>
+          <w:szCs w:val="32"/>
+        </w:rPr>
+        <w:t>Test prints before final print:</w:t>
+      </w:r>
+    </w:p>
+    <w:p>
+      <w:pPr>
+        <w:pStyle w:val="ListParagraph"/>
+        <w:numPr>
+          <w:ilvl w:val="0"/>
+          <w:numId w:val="10"/>
+        </w:numPr>
+        <w:rPr>
+          <w:sz w:val="32"/>
+          <w:szCs w:val="32"/>
+        </w:rPr>
+      </w:pPr>
+      <w:proofErr w:type="spellStart"/>
+      <w:r>
+        <w:rPr>
+          <w:sz w:val="32"/>
+          <w:szCs w:val="32"/>
+        </w:rPr>
+        <w:t>Usb</w:t>
+      </w:r>
+      <w:proofErr w:type="spellEnd"/>
+      <w:r>
+        <w:rPr>
+          <w:sz w:val="32"/>
+          <w:szCs w:val="32"/>
+        </w:rPr>
+        <w:t xml:space="preserve"> </w:t>
+      </w:r>
+      <w:proofErr w:type="gramStart"/>
+      <w:r>
+        <w:rPr>
+          <w:sz w:val="32"/>
+          <w:szCs w:val="32"/>
+        </w:rPr>
+        <w:t>hub</w:t>
+      </w:r>
+      <w:r>
+        <w:rPr>
+          <w:sz w:val="32"/>
+          <w:szCs w:val="32"/>
+        </w:rPr>
+        <w:t>(</w:t>
+      </w:r>
+      <w:proofErr w:type="gramEnd"/>
+      <w:r>
+        <w:rPr>
+          <w:sz w:val="32"/>
+          <w:szCs w:val="32"/>
+        </w:rPr>
+        <w:t>DONE</w:t>
+      </w:r>
+      <w:r>
+        <w:rPr>
+          <w:sz w:val="32"/>
+          <w:szCs w:val="32"/>
+        </w:rPr>
+        <w:t>)</w:t>
+      </w:r>
+    </w:p>
+    <w:p>
+      <w:pPr>
+        <w:pStyle w:val="ListParagraph"/>
+        <w:numPr>
+          <w:ilvl w:val="0"/>
+          <w:numId w:val="10"/>
+        </w:numPr>
+        <w:rPr>
+          <w:sz w:val="32"/>
+          <w:szCs w:val="32"/>
+        </w:rPr>
+      </w:pPr>
+      <w:proofErr w:type="gramStart"/>
+      <w:r>
+        <w:rPr>
+          <w:sz w:val="32"/>
+          <w:szCs w:val="32"/>
+        </w:rPr>
+        <w:t>Keyboard</w:t>
+      </w:r>
+      <w:r>
+        <w:rPr>
+          <w:sz w:val="32"/>
+          <w:szCs w:val="32"/>
+        </w:rPr>
+        <w:t>(</w:t>
+      </w:r>
+      <w:proofErr w:type="gramEnd"/>
+      <w:r>
+        <w:rPr>
+          <w:sz w:val="32"/>
+          <w:szCs w:val="32"/>
+        </w:rPr>
+        <w:t>DON</w:t>
+      </w:r>
+      <w:r>
+        <w:rPr>
+          <w:sz w:val="32"/>
+          <w:szCs w:val="32"/>
+        </w:rPr>
+        <w:t>E</w:t>
+      </w:r>
+      <w:r>
+        <w:rPr>
+          <w:sz w:val="32"/>
+          <w:szCs w:val="32"/>
+        </w:rPr>
+        <w:t>)</w:t>
+      </w:r>
+    </w:p>
+    <w:p>
+      <w:pPr>
+        <w:pStyle w:val="ListParagraph"/>
+        <w:numPr>
+          <w:ilvl w:val="0"/>
+          <w:numId w:val="10"/>
+        </w:numPr>
+        <w:rPr>
+          <w:sz w:val="32"/>
+          <w:szCs w:val="32"/>
+        </w:rPr>
+      </w:pPr>
+      <w:r>
+        <w:rPr>
+          <w:sz w:val="32"/>
+          <w:szCs w:val="32"/>
+        </w:rPr>
+        <w:t xml:space="preserve">Rear ethernet and </w:t>
+      </w:r>
+      <w:proofErr w:type="spellStart"/>
+      <w:r>
+        <w:rPr>
+          <w:sz w:val="32"/>
+          <w:szCs w:val="32"/>
+        </w:rPr>
+        <w:t>usb</w:t>
+      </w:r>
+      <w:proofErr w:type="spellEnd"/>
+      <w:r>
+        <w:rPr>
+          <w:sz w:val="32"/>
+          <w:szCs w:val="32"/>
+        </w:rPr>
+        <w:t>-c holes</w:t>
+      </w:r>
+      <w:r>
+        <w:rPr>
+          <w:sz w:val="32"/>
+          <w:szCs w:val="32"/>
+        </w:rPr>
+        <w:t xml:space="preserve"> (DONE-PERFECT)</w:t>
+      </w:r>
+    </w:p>
+    <w:p>
+      <w:pPr>
+        <w:pStyle w:val="ListParagraph"/>
+        <w:numPr>
+          <w:ilvl w:val="0"/>
+          <w:numId w:val="10"/>
+        </w:numPr>
+        <w:rPr>
+          <w:sz w:val="32"/>
+          <w:szCs w:val="32"/>
+        </w:rPr>
+      </w:pPr>
+      <w:proofErr w:type="gramStart"/>
+      <w:r>
+        <w:rPr>
+          <w:sz w:val="32"/>
+          <w:szCs w:val="32"/>
+        </w:rPr>
+        <w:t>Display</w:t>
+      </w:r>
+      <w:r>
+        <w:rPr>
+          <w:sz w:val="32"/>
+          <w:szCs w:val="32"/>
+        </w:rPr>
+        <w:t>(</w:t>
+      </w:r>
+      <w:proofErr w:type="gramEnd"/>
+      <w:r>
+        <w:rPr>
+          <w:sz w:val="32"/>
+          <w:szCs w:val="32"/>
+        </w:rPr>
+        <w:t>DONE</w:t>
+      </w:r>
+      <w:proofErr w:type="gramStart"/>
+      <w:r>
+        <w:rPr>
+          <w:sz w:val="32"/>
+          <w:szCs w:val="32"/>
+        </w:rPr>
+        <w:t>)(</w:t>
+      </w:r>
+      <w:proofErr w:type="spellStart"/>
+      <w:proofErr w:type="gramEnd"/>
+      <w:r>
+        <w:rPr>
+          <w:sz w:val="32"/>
+          <w:szCs w:val="32"/>
+        </w:rPr>
+        <w:t>maybye</w:t>
+      </w:r>
+      <w:proofErr w:type="spellEnd"/>
+      <w:r>
+        <w:rPr>
+          <w:sz w:val="32"/>
+          <w:szCs w:val="32"/>
+        </w:rPr>
+        <w:t xml:space="preserve"> redo?)</w:t>
+      </w:r>
+    </w:p>
+    <w:p>
+      <w:pPr>
+        <w:rPr>
+          <w:sz w:val="32"/>
+          <w:szCs w:val="32"/>
+        </w:rPr>
+      </w:pPr>
+    </w:p>
+    <w:p>
+      <w:pPr>
+        <w:pStyle w:val="ListParagraph"/>
+        <w:numPr>
+          <w:ilvl w:val="0"/>
+          <w:numId w:val="10"/>
+        </w:numPr>
+        <w:rPr>
+          <w:sz w:val="32"/>
+          <w:szCs w:val="32"/>
+        </w:rPr>
+      </w:pPr>
+      <w:r>
+        <w:rPr>
+          <w:sz w:val="32"/>
+          <w:szCs w:val="32"/>
+        </w:rPr>
+        <w:t xml:space="preserve">Cable </w:t>
+      </w:r>
+      <w:proofErr w:type="gramStart"/>
+      <w:r>
+        <w:rPr>
+          <w:sz w:val="32"/>
+          <w:szCs w:val="32"/>
+        </w:rPr>
+        <w:t>clips</w:t>
+      </w:r>
+      <w:r>
+        <w:rPr>
+          <w:sz w:val="32"/>
+          <w:szCs w:val="32"/>
+        </w:rPr>
+        <w:t>(</w:t>
+      </w:r>
+      <w:proofErr w:type="gramEnd"/>
+      <w:r>
+        <w:rPr>
+          <w:sz w:val="32"/>
+          <w:szCs w:val="32"/>
+        </w:rPr>
+        <w:t>DONE-PERFECT)</w:t>
+      </w:r>
+    </w:p>
+    <w:p>
+      <w:pPr>
+        <w:rPr>
+          <w:sz w:val="32"/>
+          <w:szCs w:val="32"/>
+        </w:rPr>
+      </w:pPr>
+    </w:p>
+    <w:p>
+      <w:pPr>
+        <w:rPr>
+          <w:sz w:val="32"/>
+          <w:szCs w:val="32"/>
+        </w:rPr>
+      </w:pPr>
+      <w:r>
+        <w:rPr>
+          <w:sz w:val="32"/>
+          <w:szCs w:val="32"/>
+        </w:rPr>
+        <w:t>Screws/screw types needed:</w:t>
+      </w:r>
+    </w:p>
+    <w:p>
+      <w:pPr>
+        <w:rPr>
+          <w:sz w:val="32"/>
+          <w:szCs w:val="32"/>
+        </w:rPr>
+      </w:pPr>
+      <w:r>
+        <w:rPr>
+          <w:sz w:val="32"/>
+          <w:szCs w:val="32"/>
+        </w:rPr>
+        <w:t>8</w:t>
+      </w:r>
+      <w:r>
+        <w:rPr>
+          <w:sz w:val="32"/>
+          <w:szCs w:val="32"/>
+        </w:rPr>
+        <w:t>x m4 for hinges</w:t>
+      </w:r>
+      <w:r>
+        <w:rPr>
+          <w:sz w:val="32"/>
+          <w:szCs w:val="32"/>
+        </w:rPr>
+        <w:t xml:space="preserve"> (+inserts)</w:t>
+      </w:r>
+    </w:p>
+    <w:p>
+      <w:pPr>
+        <w:rPr>
+          <w:sz w:val="32"/>
+          <w:szCs w:val="32"/>
+        </w:rPr>
+      </w:pPr>
+      <w:r>
+        <w:rPr>
+          <w:sz w:val="32"/>
+          <w:szCs w:val="32"/>
+        </w:rPr>
+        <w:t>16x m3 for case covers</w:t>
+      </w:r>
+      <w:r>
+        <w:rPr>
+          <w:sz w:val="32"/>
+          <w:szCs w:val="32"/>
+        </w:rPr>
+        <w:t>(+inserts)</w:t>
+      </w:r>
+    </w:p>
+    <w:p>
+      <w:pPr>
+        <w:rPr>
+          <w:sz w:val="32"/>
+          <w:szCs w:val="32"/>
+        </w:rPr>
+      </w:pPr>
+      <w:r>
+        <w:rPr>
+          <w:sz w:val="32"/>
+          <w:szCs w:val="32"/>
+        </w:rPr>
+        <w:t xml:space="preserve">8x m3 for </w:t>
+      </w:r>
+      <w:proofErr w:type="spellStart"/>
+      <w:r>
+        <w:rPr>
+          <w:sz w:val="32"/>
+          <w:szCs w:val="32"/>
+        </w:rPr>
+        <w:t>usbhub</w:t>
+      </w:r>
+      <w:proofErr w:type="spellEnd"/>
+      <w:r>
+        <w:rPr>
+          <w:sz w:val="32"/>
+          <w:szCs w:val="32"/>
+        </w:rPr>
+        <w:t xml:space="preserve"> and keyboard</w:t>
+      </w:r>
+      <w:r>
+        <w:rPr>
+          <w:sz w:val="32"/>
+          <w:szCs w:val="32"/>
+        </w:rPr>
+        <w:t>(+inserts)</w:t>
+      </w:r>
+    </w:p>
+    <w:p>
+      <w:pPr>
+        <w:rPr>
+          <w:sz w:val="32"/>
+          <w:szCs w:val="32"/>
+        </w:rPr>
+      </w:pPr>
+      <w:r>
+        <w:rPr>
+          <w:sz w:val="32"/>
+          <w:szCs w:val="32"/>
+        </w:rPr>
+        <w:t>4x (unknown, m2.5-3</w:t>
+      </w:r>
+      <w:r>
+        <w:rPr>
+          <w:sz w:val="32"/>
+          <w:szCs w:val="32"/>
+        </w:rPr>
+        <w:t>ish</w:t>
+      </w:r>
+      <w:r>
+        <w:rPr>
+          <w:sz w:val="32"/>
+          <w:szCs w:val="32"/>
+        </w:rPr>
+        <w:t xml:space="preserve">) for </w:t>
+      </w:r>
+      <w:r>
+        <w:rPr>
+          <w:sz w:val="32"/>
+          <w:szCs w:val="32"/>
+        </w:rPr>
+        <w:t>display</w:t>
+      </w:r>
+    </w:p>
+    <w:p>
+      <w:pPr>
+        <w:rPr>
+          <w:sz w:val="32"/>
+          <w:szCs w:val="32"/>
+        </w:rPr>
+      </w:pPr>
+      <w:r>
+        <w:rPr>
+          <w:sz w:val="32"/>
+          <w:szCs w:val="32"/>
+        </w:rPr>
+        <w:t>4x m2.5 for pi 5</w:t>
+      </w:r>
+      <w:r>
+        <w:rPr>
+          <w:sz w:val="32"/>
+          <w:szCs w:val="32"/>
+        </w:rPr>
+        <w:t>(screw straight into plastic?)</w:t>
+      </w:r>
+    </w:p>
+    <w:p>
+      <w:pPr>
+        <w:rPr>
+          <w:sz w:val="32"/>
+          <w:szCs w:val="32"/>
+        </w:rPr>
+      </w:pPr>
+      <w:r>
+        <w:rPr>
+          <w:sz w:val="32"/>
+          <w:szCs w:val="32"/>
+        </w:rPr>
+        <w:lastRenderedPageBreak/>
+        <w:t xml:space="preserve">4x m2/2.5 for </w:t>
+      </w:r>
+      <w:proofErr w:type="gramStart"/>
+      <w:r>
+        <w:rPr>
+          <w:sz w:val="32"/>
+          <w:szCs w:val="32"/>
+        </w:rPr>
+        <w:t>fan</w:t>
+      </w:r>
+      <w:r>
+        <w:rPr>
+          <w:sz w:val="32"/>
+          <w:szCs w:val="32"/>
+        </w:rPr>
+        <w:t>(</w:t>
+      </w:r>
+      <w:proofErr w:type="gramEnd"/>
+      <w:r>
+        <w:rPr>
+          <w:sz w:val="32"/>
+          <w:szCs w:val="32"/>
+        </w:rPr>
+        <w:t>need 4x small nut to hold it)</w:t>
+      </w:r>
+    </w:p>
+    <w:p>
+      <w:pPr>
+        <w:rPr>
+          <w:sz w:val="32"/>
+          <w:szCs w:val="32"/>
+        </w:rPr>
+      </w:pPr>
+      <w:r>
+        <w:rPr>
+          <w:sz w:val="32"/>
+          <w:szCs w:val="32"/>
+        </w:rPr>
+        <w:t xml:space="preserve">4x (same as display) for ethernet and </w:t>
+      </w:r>
+      <w:proofErr w:type="spellStart"/>
+      <w:r>
+        <w:rPr>
+          <w:sz w:val="32"/>
+          <w:szCs w:val="32"/>
+        </w:rPr>
+        <w:t>usbc</w:t>
+      </w:r>
+      <w:proofErr w:type="spellEnd"/>
+      <w:r>
+        <w:rPr>
+          <w:sz w:val="32"/>
+          <w:szCs w:val="32"/>
+        </w:rPr>
+        <w:t xml:space="preserve"> ports</w:t>
+      </w:r>
+    </w:p>
+    <w:p>
+      <w:pPr>
+        <w:rPr>
+          <w:sz w:val="32"/>
+          <w:szCs w:val="32"/>
+        </w:rPr>
+      </w:pPr>
+      <w:r>
+        <w:rPr>
+          <w:sz w:val="32"/>
+          <w:szCs w:val="32"/>
+        </w:rPr>
+        <w:t>Further features to decide on adding:</w:t>
+      </w:r>
+    </w:p>
+    <w:p>
+      <w:pPr>
+        <w:pStyle w:val="ListParagraph"/>
+        <w:numPr>
+          <w:ilvl w:val="0"/>
+          <w:numId w:val="8"/>
+        </w:numPr>
+        <w:rPr>
+          <w:sz w:val="32"/>
+          <w:szCs w:val="32"/>
+        </w:rPr>
+      </w:pPr>
+      <w:r>
+        <w:rPr>
+          <w:sz w:val="32"/>
+          <w:szCs w:val="32"/>
+        </w:rPr>
+        <w:t>Handle</w:t>
+      </w:r>
+    </w:p>
+    <w:p>
+      <w:pPr>
+        <w:pStyle w:val="ListParagraph"/>
+        <w:numPr>
+          <w:ilvl w:val="0"/>
+          <w:numId w:val="8"/>
+        </w:numPr>
+        <w:rPr>
+          <w:sz w:val="32"/>
+          <w:szCs w:val="32"/>
+        </w:rPr>
+      </w:pPr>
+      <w:r>
+        <w:rPr>
+          <w:sz w:val="32"/>
+          <w:szCs w:val="32"/>
+        </w:rPr>
+        <w:t>Locking clasps</w:t>
+      </w:r>
+    </w:p>
     <w:sectPr>
       <w:pgSz w:w="11906" w:h="16838"/>
       <w:pgMar w:top="720" w:right="720" w:bottom="720" w:left="720" w:header="708" w:footer="708" w:gutter="0"/>
@@ -1733,6 +2595,184 @@
     </w:lvl>
   </w:abstractNum>
   <w:abstractNum w:abstractNumId="1" w15:restartNumberingAfterBreak="0">
+    <w:nsid w:val="21381376"/>
+    <w:multiLevelType w:val="hybridMultilevel"/>
+    <w:tmpl w:val="7F5C7226"/>
+    <w:lvl w:ilvl="0" w:tplc="0809000F">
+      <w:start w:val="1"/>
+      <w:numFmt w:val="decimal"/>
+      <w:lvlText w:val="%1."/>
+      <w:lvlJc w:val="left"/>
+      <w:pPr>
+        <w:ind w:left="720" w:hanging="360"/>
+      </w:pPr>
+      <w:rPr>
+        <w:rFonts w:hint="default"/>
+      </w:rPr>
+    </w:lvl>
+    <w:lvl w:ilvl="1" w:tplc="08090019" w:tentative="1">
+      <w:start w:val="1"/>
+      <w:numFmt w:val="lowerLetter"/>
+      <w:lvlText w:val="%2."/>
+      <w:lvlJc w:val="left"/>
+      <w:pPr>
+        <w:ind w:left="1440" w:hanging="360"/>
+      </w:pPr>
+    </w:lvl>
+    <w:lvl w:ilvl="2" w:tplc="0809001B" w:tentative="1">
+      <w:start w:val="1"/>
+      <w:numFmt w:val="lowerRoman"/>
+      <w:lvlText w:val="%3."/>
+      <w:lvlJc w:val="right"/>
+      <w:pPr>
+        <w:ind w:left="2160" w:hanging="180"/>
+      </w:pPr>
+    </w:lvl>
+    <w:lvl w:ilvl="3" w:tplc="0809000F" w:tentative="1">
+      <w:start w:val="1"/>
+      <w:numFmt w:val="decimal"/>
+      <w:lvlText w:val="%4."/>
+      <w:lvlJc w:val="left"/>
+      <w:pPr>
+        <w:ind w:left="2880" w:hanging="360"/>
+      </w:pPr>
+    </w:lvl>
+    <w:lvl w:ilvl="4" w:tplc="08090019" w:tentative="1">
+      <w:start w:val="1"/>
+      <w:numFmt w:val="lowerLetter"/>
+      <w:lvlText w:val="%5."/>
+      <w:lvlJc w:val="left"/>
+      <w:pPr>
+        <w:ind w:left="3600" w:hanging="360"/>
+      </w:pPr>
+    </w:lvl>
+    <w:lvl w:ilvl="5" w:tplc="0809001B" w:tentative="1">
+      <w:start w:val="1"/>
+      <w:numFmt w:val="lowerRoman"/>
+      <w:lvlText w:val="%6."/>
+      <w:lvlJc w:val="right"/>
+      <w:pPr>
+        <w:ind w:left="4320" w:hanging="180"/>
+      </w:pPr>
+    </w:lvl>
+    <w:lvl w:ilvl="6" w:tplc="0809000F" w:tentative="1">
+      <w:start w:val="1"/>
+      <w:numFmt w:val="decimal"/>
+      <w:lvlText w:val="%7."/>
+      <w:lvlJc w:val="left"/>
+      <w:pPr>
+        <w:ind w:left="5040" w:hanging="360"/>
+      </w:pPr>
+    </w:lvl>
+    <w:lvl w:ilvl="7" w:tplc="08090019" w:tentative="1">
+      <w:start w:val="1"/>
+      <w:numFmt w:val="lowerLetter"/>
+      <w:lvlText w:val="%8."/>
+      <w:lvlJc w:val="left"/>
+      <w:pPr>
+        <w:ind w:left="5760" w:hanging="360"/>
+      </w:pPr>
+    </w:lvl>
+    <w:lvl w:ilvl="8" w:tplc="0809001B" w:tentative="1">
+      <w:start w:val="1"/>
+      <w:numFmt w:val="lowerRoman"/>
+      <w:lvlText w:val="%9."/>
+      <w:lvlJc w:val="right"/>
+      <w:pPr>
+        <w:ind w:left="6480" w:hanging="180"/>
+      </w:pPr>
+    </w:lvl>
+  </w:abstractNum>
+  <w:abstractNum w:abstractNumId="2" w15:restartNumberingAfterBreak="0">
+    <w:nsid w:val="28A8706A"/>
+    <w:multiLevelType w:val="hybridMultilevel"/>
+    <w:tmpl w:val="BC325AD2"/>
+    <w:lvl w:ilvl="0" w:tplc="0809000F">
+      <w:start w:val="1"/>
+      <w:numFmt w:val="decimal"/>
+      <w:lvlText w:val="%1."/>
+      <w:lvlJc w:val="left"/>
+      <w:pPr>
+        <w:ind w:left="720" w:hanging="360"/>
+      </w:pPr>
+      <w:rPr>
+        <w:rFonts w:hint="default"/>
+      </w:rPr>
+    </w:lvl>
+    <w:lvl w:ilvl="1" w:tplc="08090019" w:tentative="1">
+      <w:start w:val="1"/>
+      <w:numFmt w:val="lowerLetter"/>
+      <w:lvlText w:val="%2."/>
+      <w:lvlJc w:val="left"/>
+      <w:pPr>
+        <w:ind w:left="1440" w:hanging="360"/>
+      </w:pPr>
+    </w:lvl>
+    <w:lvl w:ilvl="2" w:tplc="0809001B" w:tentative="1">
+      <w:start w:val="1"/>
+      <w:numFmt w:val="lowerRoman"/>
+      <w:lvlText w:val="%3."/>
+      <w:lvlJc w:val="right"/>
+      <w:pPr>
+        <w:ind w:left="2160" w:hanging="180"/>
+      </w:pPr>
+    </w:lvl>
+    <w:lvl w:ilvl="3" w:tplc="0809000F" w:tentative="1">
+      <w:start w:val="1"/>
+      <w:numFmt w:val="decimal"/>
+      <w:lvlText w:val="%4."/>
+      <w:lvlJc w:val="left"/>
+      <w:pPr>
+        <w:ind w:left="2880" w:hanging="360"/>
+      </w:pPr>
+    </w:lvl>
+    <w:lvl w:ilvl="4" w:tplc="08090019" w:tentative="1">
+      <w:start w:val="1"/>
+      <w:numFmt w:val="lowerLetter"/>
+      <w:lvlText w:val="%5."/>
+      <w:lvlJc w:val="left"/>
+      <w:pPr>
+        <w:ind w:left="3600" w:hanging="360"/>
+      </w:pPr>
+    </w:lvl>
+    <w:lvl w:ilvl="5" w:tplc="0809001B" w:tentative="1">
+      <w:start w:val="1"/>
+      <w:numFmt w:val="lowerRoman"/>
+      <w:lvlText w:val="%6."/>
+      <w:lvlJc w:val="right"/>
+      <w:pPr>
+        <w:ind w:left="4320" w:hanging="180"/>
+      </w:pPr>
+    </w:lvl>
+    <w:lvl w:ilvl="6" w:tplc="0809000F" w:tentative="1">
+      <w:start w:val="1"/>
+      <w:numFmt w:val="decimal"/>
+      <w:lvlText w:val="%7."/>
+      <w:lvlJc w:val="left"/>
+      <w:pPr>
+        <w:ind w:left="5040" w:hanging="360"/>
+      </w:pPr>
+    </w:lvl>
+    <w:lvl w:ilvl="7" w:tplc="08090019" w:tentative="1">
+      <w:start w:val="1"/>
+      <w:numFmt w:val="lowerLetter"/>
+      <w:lvlText w:val="%8."/>
+      <w:lvlJc w:val="left"/>
+      <w:pPr>
+        <w:ind w:left="5760" w:hanging="360"/>
+      </w:pPr>
+    </w:lvl>
+    <w:lvl w:ilvl="8" w:tplc="0809001B" w:tentative="1">
+      <w:start w:val="1"/>
+      <w:numFmt w:val="lowerRoman"/>
+      <w:lvlText w:val="%9."/>
+      <w:lvlJc w:val="right"/>
+      <w:pPr>
+        <w:ind w:left="6480" w:hanging="180"/>
+      </w:pPr>
+    </w:lvl>
+  </w:abstractNum>
+  <w:abstractNum w:abstractNumId="3" w15:restartNumberingAfterBreak="0">
     <w:nsid w:val="2A0661B3"/>
     <w:multiLevelType w:val="hybridMultilevel"/>
     <w:tmpl w:val="522840F6"/>
@@ -1821,7 +2861,7 @@
       </w:pPr>
     </w:lvl>
   </w:abstractNum>
-  <w:abstractNum w:abstractNumId="2" w15:restartNumberingAfterBreak="0">
+  <w:abstractNum w:abstractNumId="4" w15:restartNumberingAfterBreak="0">
     <w:nsid w:val="3B893376"/>
     <w:multiLevelType w:val="hybridMultilevel"/>
     <w:tmpl w:val="79B6D354"/>
@@ -1933,7 +2973,7 @@
       </w:rPr>
     </w:lvl>
   </w:abstractNum>
-  <w:abstractNum w:abstractNumId="3" w15:restartNumberingAfterBreak="0">
+  <w:abstractNum w:abstractNumId="5" w15:restartNumberingAfterBreak="0">
     <w:nsid w:val="6647045F"/>
     <w:multiLevelType w:val="hybridMultilevel"/>
     <w:tmpl w:val="FC888F76"/>
@@ -2022,7 +3062,7 @@
       </w:pPr>
     </w:lvl>
   </w:abstractNum>
-  <w:abstractNum w:abstractNumId="4" w15:restartNumberingAfterBreak="0">
+  <w:abstractNum w:abstractNumId="6" w15:restartNumberingAfterBreak="0">
     <w:nsid w:val="6F654922"/>
     <w:multiLevelType w:val="hybridMultilevel"/>
     <w:tmpl w:val="FDFC7006"/>
@@ -2111,7 +3151,7 @@
       </w:pPr>
     </w:lvl>
   </w:abstractNum>
-  <w:abstractNum w:abstractNumId="5" w15:restartNumberingAfterBreak="0">
+  <w:abstractNum w:abstractNumId="7" w15:restartNumberingAfterBreak="0">
     <w:nsid w:val="73D04F29"/>
     <w:multiLevelType w:val="hybridMultilevel"/>
     <w:tmpl w:val="18CEE174"/>
@@ -2200,7 +3240,7 @@
       </w:pPr>
     </w:lvl>
   </w:abstractNum>
-  <w:abstractNum w:abstractNumId="6" w15:restartNumberingAfterBreak="0">
+  <w:abstractNum w:abstractNumId="8" w15:restartNumberingAfterBreak="0">
     <w:nsid w:val="753843E1"/>
     <w:multiLevelType w:val="hybridMultilevel"/>
     <w:tmpl w:val="2D7AEBC4"/>
@@ -2289,7 +3329,7 @@
       </w:pPr>
     </w:lvl>
   </w:abstractNum>
-  <w:abstractNum w:abstractNumId="7" w15:restartNumberingAfterBreak="0">
+  <w:abstractNum w:abstractNumId="9" w15:restartNumberingAfterBreak="0">
     <w:nsid w:val="787F725C"/>
     <w:multiLevelType w:val="hybridMultilevel"/>
     <w:tmpl w:val="49FA58B4"/>
@@ -2379,27 +3419,33 @@
     </w:lvl>
   </w:abstractNum>
   <w:num w:numId="1" w16cid:durableId="673384461">
-    <w:abstractNumId w:val="4"/>
+    <w:abstractNumId w:val="6"/>
   </w:num>
   <w:num w:numId="2" w16cid:durableId="1223716544">
-    <w:abstractNumId w:val="3"/>
+    <w:abstractNumId w:val="5"/>
   </w:num>
   <w:num w:numId="3" w16cid:durableId="259073710">
-    <w:abstractNumId w:val="5"/>
+    <w:abstractNumId w:val="7"/>
   </w:num>
   <w:num w:numId="4" w16cid:durableId="1633443118">
     <w:abstractNumId w:val="0"/>
   </w:num>
   <w:num w:numId="5" w16cid:durableId="1657411943">
+    <w:abstractNumId w:val="3"/>
+  </w:num>
+  <w:num w:numId="6" w16cid:durableId="243225358">
+    <w:abstractNumId w:val="8"/>
+  </w:num>
+  <w:num w:numId="7" w16cid:durableId="1635066368">
+    <w:abstractNumId w:val="9"/>
+  </w:num>
+  <w:num w:numId="8" w16cid:durableId="1944991260">
+    <w:abstractNumId w:val="4"/>
+  </w:num>
+  <w:num w:numId="9" w16cid:durableId="1047796635">
     <w:abstractNumId w:val="1"/>
   </w:num>
-  <w:num w:numId="6" w16cid:durableId="243225358">
-    <w:abstractNumId w:val="6"/>
-  </w:num>
-  <w:num w:numId="7" w16cid:durableId="1635066368">
-    <w:abstractNumId w:val="7"/>
-  </w:num>
-  <w:num w:numId="8" w16cid:durableId="1944991260">
+  <w:num w:numId="10" w16cid:durableId="632754075">
     <w:abstractNumId w:val="2"/>
   </w:num>
 </w:numbering>
